--- a/MD-11/FMS_and_MCDU.docx
+++ b/MD-11/FMS_and_MCDU.docx
@@ -98,7 +98,7 @@
           <w:sz w:val="24"/>
           <w:szCs w:val="24"/>
         </w:rPr>
-        <w:t>7/16/2025</w:t>
+        <w:t>4/7/2026</w:t>
       </w:r>
       <w:r>
         <w:rPr>
@@ -2864,10 +2864,18 @@
         <w:t xml:space="preserve"> are </w:t>
       </w:r>
       <w:r>
-        <w:t>usually automatically selected by the FMS,</w:t>
-      </w:r>
-      <w:r>
-        <w:t xml:space="preserve"> but can be overridden by the pilot using the THRUST LIMITS page of the Multifunction Control and Display Unit</w:t>
+        <w:t xml:space="preserve">usually automatically selected by the </w:t>
+      </w:r>
+      <w:proofErr w:type="gramStart"/>
+      <w:r>
+        <w:t>FMS,</w:t>
+      </w:r>
+      <w:r>
+        <w:t xml:space="preserve"> but</w:t>
+      </w:r>
+      <w:proofErr w:type="gramEnd"/>
+      <w:r>
+        <w:t xml:space="preserve"> can be overridden by the pilot using the THRUST LIMITS page of the Multifunction Control and Display Unit</w:t>
       </w:r>
       <w:r>
         <w:t xml:space="preserve"> (MCDU)</w:t>
@@ -2998,7 +3006,15 @@
         <w:t xml:space="preserve"> temperature into the MCDU.</w:t>
       </w:r>
       <w:r>
-        <w:t xml:space="preserve"> For PW engines, the 62K mode can be selected as long as T/O FLEX is not active.</w:t>
+        <w:t xml:space="preserve"> For PW engines, the 62K mode can be selected </w:t>
+      </w:r>
+      <w:proofErr w:type="gramStart"/>
+      <w:r>
+        <w:t>as long as</w:t>
+      </w:r>
+      <w:proofErr w:type="gramEnd"/>
+      <w:r>
+        <w:t xml:space="preserve"> T/O FLEX is not active.</w:t>
       </w:r>
     </w:p>
     <w:p>
@@ -3172,11 +3188,16 @@
       <w:r>
         <w:t xml:space="preserve">FMS SPD commands the aircraft to accelerate to the ECON </w:t>
       </w:r>
+      <w:proofErr w:type="gramStart"/>
       <w:r>
         <w:t>air</w:t>
       </w:r>
       <w:r>
-        <w:t>speed.</w:t>
+        <w:t>speed</w:t>
+      </w:r>
+      <w:proofErr w:type="gramEnd"/>
+      <w:r>
+        <w:t>.</w:t>
       </w:r>
       <w:r>
         <w:t xml:space="preserve"> </w:t>
@@ -3252,8 +3273,13 @@
         <w:t xml:space="preserve"> number used by FMS SPD</w:t>
       </w:r>
       <w:r>
-        <w:t xml:space="preserve"> for climb</w:t>
-      </w:r>
+        <w:t xml:space="preserve"> for </w:t>
+      </w:r>
+      <w:proofErr w:type="gramStart"/>
+      <w:r>
+        <w:t>climb</w:t>
+      </w:r>
+      <w:proofErr w:type="gramEnd"/>
       <w:r>
         <w:t xml:space="preserve">. </w:t>
       </w:r>
@@ -3309,9 +3335,11 @@
       <w:r>
         <w:t xml:space="preserve">) will be used as the corresponding </w:t>
       </w:r>
+      <w:proofErr w:type="gramStart"/>
       <w:r>
         <w:t>airspeed</w:t>
       </w:r>
+      <w:proofErr w:type="gramEnd"/>
       <w:r>
         <w:t xml:space="preserve">. </w:t>
       </w:r>
@@ -3441,7 +3469,15 @@
         <w:t xml:space="preserve">. </w:t>
       </w:r>
       <w:r>
-        <w:t>This ensures it will reach 245 knots before 10,00</w:t>
+        <w:t xml:space="preserve">This ensures it will reach 245 knots </w:t>
+      </w:r>
+      <w:proofErr w:type="gramStart"/>
+      <w:r>
+        <w:t>before</w:t>
+      </w:r>
+      <w:proofErr w:type="gramEnd"/>
+      <w:r>
+        <w:t xml:space="preserve"> 10,00</w:t>
       </w:r>
       <w:r>
         <w:t>0 feet</w:t>
@@ -3479,11 +3515,24 @@
     </w:p>
     <w:p>
       <w:r>
-        <w:t>If MAX DES is selected, FMS SPD will command the airspeed for the best desce</w:t>
+        <w:t xml:space="preserve">If MAX DES is selected, FMS SPD will command the </w:t>
+      </w:r>
+      <w:proofErr w:type="gramStart"/>
+      <w:r>
+        <w:t>airspeed</w:t>
+      </w:r>
+      <w:proofErr w:type="gramEnd"/>
+      <w:r>
+        <w:t xml:space="preserve"> for the </w:t>
+      </w:r>
+      <w:proofErr w:type="gramStart"/>
+      <w:r>
+        <w:t>best desce</w:t>
       </w:r>
       <w:r>
         <w:t>nt</w:t>
       </w:r>
+      <w:proofErr w:type="gramEnd"/>
       <w:r>
         <w:t xml:space="preserve"> rate.</w:t>
       </w:r>
@@ -3518,9 +3567,11 @@
       <w:r>
         <w:t xml:space="preserve">) will be used as the corresponding </w:t>
       </w:r>
+      <w:proofErr w:type="gramStart"/>
       <w:r>
         <w:t>airspeed</w:t>
       </w:r>
+      <w:proofErr w:type="gramEnd"/>
       <w:r>
         <w:t xml:space="preserve">. </w:t>
       </w:r>
@@ -3641,7 +3692,15 @@
         <w:t xml:space="preserve">It will never decelerate below the approach speed. </w:t>
       </w:r>
       <w:r>
-        <w:t>The first stage of deceleration is to the clean minimum speed + 20 knots.</w:t>
+        <w:t xml:space="preserve">The first stage of deceleration is to </w:t>
+      </w:r>
+      <w:proofErr w:type="gramStart"/>
+      <w:r>
+        <w:t>the clean</w:t>
+      </w:r>
+      <w:proofErr w:type="gramEnd"/>
+      <w:r>
+        <w:t xml:space="preserve"> minimum speed + 20 knots.</w:t>
       </w:r>
     </w:p>
     <w:p>
@@ -6105,7 +6164,15 @@
         <w:t>ey</w:t>
       </w:r>
       <w:r>
-        <w:t xml:space="preserve"> (LSK) is provided for each of the left or right columns of fields, and allows activation of commands and </w:t>
+        <w:t xml:space="preserve"> (LSK) is provided for each of the left or right columns of </w:t>
+      </w:r>
+      <w:proofErr w:type="gramStart"/>
+      <w:r>
+        <w:t>fields, and</w:t>
+      </w:r>
+      <w:proofErr w:type="gramEnd"/>
+      <w:r>
+        <w:t xml:space="preserve"> allows activation of commands and </w:t>
       </w:r>
       <w:r>
         <w:t>entering</w:t>
@@ -6227,7 +6294,21 @@
         <w:rPr>
           <w:rFonts w:cstheme="minorHAnsi"/>
         </w:rPr>
-        <w:t>field which is requesting data</w:t>
+        <w:t xml:space="preserve">field which </w:t>
+      </w:r>
+      <w:proofErr w:type="gramStart"/>
+      <w:r>
+        <w:rPr>
+          <w:rFonts w:cstheme="minorHAnsi"/>
+        </w:rPr>
+        <w:t>is requesting</w:t>
+      </w:r>
+      <w:proofErr w:type="gramEnd"/>
+      <w:r>
+        <w:rPr>
+          <w:rFonts w:cstheme="minorHAnsi"/>
+        </w:rPr>
+        <w:t xml:space="preserve"> data</w:t>
       </w:r>
       <w:r>
         <w:rPr>
@@ -6247,6 +6328,7 @@
         </w:rPr>
         <w:t xml:space="preserve">blank </w:t>
       </w:r>
+      <w:proofErr w:type="gramStart"/>
       <w:r>
         <w:rPr>
           <w:rFonts w:cstheme="minorHAnsi"/>
@@ -6257,7 +6339,14 @@
         <w:rPr>
           <w:rFonts w:cstheme="minorHAnsi"/>
         </w:rPr>
-        <w:t>, but n</w:t>
+        <w:t>, but</w:t>
+      </w:r>
+      <w:proofErr w:type="gramEnd"/>
+      <w:r>
+        <w:rPr>
+          <w:rFonts w:cstheme="minorHAnsi"/>
+        </w:rPr>
+        <w:t xml:space="preserve"> n</w:t>
       </w:r>
       <w:r>
         <w:rPr>
@@ -6281,7 +6370,21 @@
         <w:rPr>
           <w:rFonts w:cstheme="minorHAnsi"/>
         </w:rPr>
-        <w:t xml:space="preserve"> Brackets [ ] indicate a</w:t>
+        <w:t xml:space="preserve"> Brackets </w:t>
+      </w:r>
+      <w:proofErr w:type="gramStart"/>
+      <w:r>
+        <w:rPr>
+          <w:rFonts w:cstheme="minorHAnsi"/>
+        </w:rPr>
+        <w:t>[ ]</w:t>
+      </w:r>
+      <w:proofErr w:type="gramEnd"/>
+      <w:r>
+        <w:rPr>
+          <w:rFonts w:cstheme="minorHAnsi"/>
+        </w:rPr>
+        <w:t xml:space="preserve"> indicate a</w:t>
       </w:r>
       <w:r>
         <w:rPr>
@@ -6397,8 +6500,13 @@
       <w:r>
         <w:t xml:space="preserve"> that </w:t>
       </w:r>
-      <w:r>
-        <w:t xml:space="preserve">it contains </w:t>
+      <w:proofErr w:type="gramStart"/>
+      <w:r>
+        <w:t>it contains</w:t>
+      </w:r>
+      <w:proofErr w:type="gramEnd"/>
+      <w:r>
+        <w:t xml:space="preserve"> </w:t>
       </w:r>
       <w:r>
         <w:t xml:space="preserve">multiple properties. </w:t>
@@ -6475,11 +6583,21 @@
       <w:r>
         <w:t xml:space="preserve"> is not supported </w:t>
       </w:r>
+      <w:proofErr w:type="gramStart"/>
       <w:r>
         <w:t>on</w:t>
       </w:r>
-      <w:r>
-        <w:t xml:space="preserve"> all two-property fields or for fields with more than two properties.</w:t>
+      <w:proofErr w:type="gramEnd"/>
+      <w:r>
+        <w:t xml:space="preserve"> all two-property fields or </w:t>
+      </w:r>
+      <w:proofErr w:type="gramStart"/>
+      <w:r>
+        <w:t>for</w:t>
+      </w:r>
+      <w:proofErr w:type="gramEnd"/>
+      <w:r>
+        <w:t xml:space="preserve"> fields with more than two properties.</w:t>
       </w:r>
     </w:p>
     <w:p>
@@ -6511,13 +6629,41 @@
         <w:rPr>
           <w:rFonts w:cstheme="minorHAnsi"/>
         </w:rPr>
-        <w:t xml:space="preserve"> character, and then pressing the desired field’s LSK. Some fields cannot be cleared after entr</w:t>
-      </w:r>
+        <w:t xml:space="preserve"> </w:t>
+      </w:r>
+      <w:proofErr w:type="gramStart"/>
       <w:r>
         <w:rPr>
           <w:rFonts w:cstheme="minorHAnsi"/>
         </w:rPr>
-        <w:t>y, and will display</w:t>
+        <w:t>character, and</w:t>
+      </w:r>
+      <w:proofErr w:type="gramEnd"/>
+      <w:r>
+        <w:rPr>
+          <w:rFonts w:cstheme="minorHAnsi"/>
+        </w:rPr>
+        <w:t xml:space="preserve"> then pressing the desired field’s LSK. Some fields cannot be cleared after </w:t>
+      </w:r>
+      <w:proofErr w:type="gramStart"/>
+      <w:r>
+        <w:rPr>
+          <w:rFonts w:cstheme="minorHAnsi"/>
+        </w:rPr>
+        <w:t>entr</w:t>
+      </w:r>
+      <w:r>
+        <w:rPr>
+          <w:rFonts w:cstheme="minorHAnsi"/>
+        </w:rPr>
+        <w:t>y, and</w:t>
+      </w:r>
+      <w:proofErr w:type="gramEnd"/>
+      <w:r>
+        <w:rPr>
+          <w:rFonts w:cstheme="minorHAnsi"/>
+        </w:rPr>
+        <w:t xml:space="preserve"> will display</w:t>
       </w:r>
       <w:r>
         <w:t xml:space="preserve"> </w:t>
@@ -6570,10 +6716,18 @@
         <w:t>This section will cover MCDU pages related to the Flight Management System (FMS).</w:t>
       </w:r>
       <w:r>
-        <w:t xml:space="preserve"> Pages not listed are not currently simulated</w:t>
-      </w:r>
-      <w:r>
-        <w:t>, but may be added in future</w:t>
+        <w:t xml:space="preserve"> Pages not listed are not currently </w:t>
+      </w:r>
+      <w:proofErr w:type="gramStart"/>
+      <w:r>
+        <w:t>simulated</w:t>
+      </w:r>
+      <w:r>
+        <w:t>, but</w:t>
+      </w:r>
+      <w:proofErr w:type="gramEnd"/>
+      <w:r>
+        <w:t xml:space="preserve"> may be added in future</w:t>
       </w:r>
       <w:r>
         <w:t xml:space="preserve"> versions of the aircraft</w:t>
@@ -6670,10 +6824,26 @@
         <w:t>1R</w:t>
       </w:r>
       <w:r>
-        <w:t xml:space="preserve"> fields. It must be verified correct before every flight.</w:t>
-      </w:r>
-      <w:r>
-        <w:t xml:space="preserve"> The OP PROGRAM software load must match between both MCDU’s</w:t>
+        <w:t xml:space="preserve"> fields. It must be verified </w:t>
+      </w:r>
+      <w:proofErr w:type="gramStart"/>
+      <w:r>
+        <w:t>correct</w:t>
+      </w:r>
+      <w:proofErr w:type="gramEnd"/>
+      <w:r>
+        <w:t xml:space="preserve"> before every flight.</w:t>
+      </w:r>
+      <w:r>
+        <w:t xml:space="preserve"> The OP PROGRAM software load must </w:t>
+      </w:r>
+      <w:proofErr w:type="gramStart"/>
+      <w:r>
+        <w:t>match between</w:t>
+      </w:r>
+      <w:proofErr w:type="gramEnd"/>
+      <w:r>
+        <w:t xml:space="preserve"> both MCDU’s</w:t>
       </w:r>
       <w:r>
         <w:t>, especially the suffix.</w:t>
@@ -6696,10 +6866,18 @@
         <w:t xml:space="preserve">a confirmation prompt </w:t>
       </w:r>
       <w:r>
-        <w:t xml:space="preserve">to appear in the </w:t>
-      </w:r>
-      <w:r>
-        <w:t xml:space="preserve">field </w:t>
+        <w:t xml:space="preserve">to appear in </w:t>
+      </w:r>
+      <w:proofErr w:type="gramStart"/>
+      <w:r>
+        <w:t xml:space="preserve">the </w:t>
+      </w:r>
+      <w:r>
+        <w:t>field</w:t>
+      </w:r>
+      <w:proofErr w:type="gramEnd"/>
+      <w:r>
+        <w:t xml:space="preserve"> </w:t>
       </w:r>
       <w:r>
         <w:t>4R</w:t>
@@ -6717,7 +6895,15 @@
         <w:t>.</w:t>
       </w:r>
       <w:r>
-        <w:t xml:space="preserve"> Note that this function is for display purposes only, and does not affect the sim or database.</w:t>
+        <w:t xml:space="preserve"> Note that this function is for display purposes </w:t>
+      </w:r>
+      <w:proofErr w:type="gramStart"/>
+      <w:r>
+        <w:t>only, and</w:t>
+      </w:r>
+      <w:proofErr w:type="gramEnd"/>
+      <w:r>
+        <w:t xml:space="preserve"> does not affect the sim or database.</w:t>
       </w:r>
     </w:p>
     <w:p>
@@ -6875,7 +7061,15 @@
         <w:t xml:space="preserve">A fifth airport </w:t>
       </w:r>
       <w:r>
-        <w:t>may be entered into field 5L in order to pull up its bearing and distance.</w:t>
+        <w:t xml:space="preserve">may be entered into field 5L </w:t>
+      </w:r>
+      <w:proofErr w:type="gramStart"/>
+      <w:r>
+        <w:t>in order to</w:t>
+      </w:r>
+      <w:proofErr w:type="gramEnd"/>
+      <w:r>
+        <w:t xml:space="preserve"> pull up its bearing and distance.</w:t>
       </w:r>
     </w:p>
     <w:p/>
@@ -6914,10 +7108,18 @@
         <w:t>the first</w:t>
       </w:r>
       <w:r>
-        <w:t xml:space="preserve"> of three INIT page</w:t>
-      </w:r>
-      <w:r>
-        <w:t xml:space="preserve">s, and </w:t>
+        <w:t xml:space="preserve"> of three INIT </w:t>
+      </w:r>
+      <w:proofErr w:type="gramStart"/>
+      <w:r>
+        <w:t>page</w:t>
+      </w:r>
+      <w:r>
+        <w:t>s, and</w:t>
+      </w:r>
+      <w:proofErr w:type="gramEnd"/>
+      <w:r>
+        <w:t xml:space="preserve"> </w:t>
       </w:r>
       <w:r>
         <w:t>is accessed by pushing</w:t>
@@ -6957,13 +7159,35 @@
         <w:t>1L</w:t>
       </w:r>
       <w:r>
-        <w:t>. This feature will be used to allow external flight</w:t>
-      </w:r>
-      <w:r>
-        <w:t xml:space="preserve"> </w:t>
-      </w:r>
-      <w:r>
-        <w:t>plan files to be loaded in a future version of the aircraft.</w:t>
+        <w:t xml:space="preserve">. </w:t>
+      </w:r>
+      <w:r>
+        <w:t>This allows you to load .</w:t>
+      </w:r>
+      <w:proofErr w:type="spellStart"/>
+      <w:r>
+        <w:t>gpx</w:t>
+      </w:r>
+      <w:proofErr w:type="spellEnd"/>
+      <w:r>
+        <w:t xml:space="preserve"> or .</w:t>
+      </w:r>
+      <w:proofErr w:type="spellStart"/>
+      <w:r>
+        <w:t>fgfp</w:t>
+      </w:r>
+      <w:proofErr w:type="spellEnd"/>
+      <w:r>
+        <w:t xml:space="preserve"> files placed $FG_HOME/Export. </w:t>
+      </w:r>
+      <w:r>
+        <w:t>E</w:t>
+      </w:r>
+      <w:r>
+        <w:t>nter the filename without the extension to load it.</w:t>
+      </w:r>
+      <w:r>
+        <w:t xml:space="preserve"> Note that this feature is not complete.</w:t>
       </w:r>
     </w:p>
     <w:p>
@@ -7102,7 +7326,15 @@
         <w:t>.</w:t>
       </w:r>
       <w:r>
-        <w:t xml:space="preserve"> A single altitude can be entered by entering the flight level numbers, for example, 300 for F</w:t>
+        <w:t xml:space="preserve"> A single altitude can be entered by entering </w:t>
+      </w:r>
+      <w:proofErr w:type="gramStart"/>
+      <w:r>
+        <w:t>the flight</w:t>
+      </w:r>
+      <w:proofErr w:type="gramEnd"/>
+      <w:r>
+        <w:t xml:space="preserve"> level numbers, for example, 300 for F</w:t>
       </w:r>
       <w:r>
         <w:t>L</w:t>
@@ -7117,7 +7349,15 @@
         <w:t>s</w:t>
       </w:r>
       <w:r>
-        <w:t xml:space="preserve"> can be selected by entering multiple altitudes, such as 300/320/340. Step climb is currently inoperative.</w:t>
+        <w:t xml:space="preserve"> can be selected by entering multiple altitudes, such as 300/320/340. Step </w:t>
+      </w:r>
+      <w:proofErr w:type="gramStart"/>
+      <w:r>
+        <w:t>climb</w:t>
+      </w:r>
+      <w:proofErr w:type="gramEnd"/>
+      <w:r>
+        <w:t xml:space="preserve"> is currently inoperative.</w:t>
       </w:r>
     </w:p>
     <w:p>
@@ -7282,7 +7522,15 @@
         <w:t xml:space="preserve"> data</w:t>
       </w:r>
       <w:r>
-        <w:t>. It can be accessed by pushing the → Page key on the POS REF page.</w:t>
+        <w:t xml:space="preserve">. It can be accessed by pushing the → Page key </w:t>
+      </w:r>
+      <w:proofErr w:type="gramStart"/>
+      <w:r>
+        <w:t>on</w:t>
+      </w:r>
+      <w:proofErr w:type="gramEnd"/>
+      <w:r>
+        <w:t xml:space="preserve"> the POS REF page.</w:t>
       </w:r>
     </w:p>
     <w:p>
@@ -7473,7 +7721,15 @@
     </w:p>
     <w:p>
       <w:r>
-        <w:t xml:space="preserve">This page controls the navigation radios of the aircraft. </w:t>
+        <w:t xml:space="preserve">This page controls the navigation radios of </w:t>
+      </w:r>
+      <w:proofErr w:type="gramStart"/>
+      <w:r>
+        <w:t>the aircraft</w:t>
+      </w:r>
+      <w:proofErr w:type="gramEnd"/>
+      <w:r>
+        <w:t xml:space="preserve">. </w:t>
       </w:r>
       <w:r>
         <w:t xml:space="preserve">It </w:t>
@@ -7490,8 +7746,13 @@
         <w:t>There are 2 VOR radios and 2 ADF radios. There are also 2 ILS radios</w:t>
       </w:r>
       <w:r>
-        <w:t xml:space="preserve"> that operate as one, and</w:t>
-      </w:r>
+        <w:t xml:space="preserve"> that operate as </w:t>
+      </w:r>
+      <w:proofErr w:type="gramStart"/>
+      <w:r>
+        <w:t>one, and</w:t>
+      </w:r>
+      <w:proofErr w:type="gramEnd"/>
       <w:r>
         <w:t xml:space="preserve"> cannot be tuned independently.</w:t>
       </w:r>
@@ -7556,9 +7817,11 @@
       <w:r>
         <w:t>(</w:t>
       </w:r>
+      <w:proofErr w:type="spellStart"/>
       <w:r>
         <w:t>KHz</w:t>
       </w:r>
+      <w:proofErr w:type="spellEnd"/>
       <w:r>
         <w:t>)</w:t>
       </w:r>
@@ -7983,7 +8246,15 @@
         <w:t>Mach</w:t>
       </w:r>
       <w:r>
-        <w:t xml:space="preserve"> number. Changeover between airspeed and </w:t>
+        <w:t xml:space="preserve"> number. Changeover between </w:t>
+      </w:r>
+      <w:proofErr w:type="gramStart"/>
+      <w:r>
+        <w:t>airspeed</w:t>
+      </w:r>
+      <w:proofErr w:type="gramEnd"/>
+      <w:r>
+        <w:t xml:space="preserve"> and </w:t>
       </w:r>
       <w:r>
         <w:t>Mach</w:t>
@@ -8213,8 +8484,13 @@
         <w:t xml:space="preserve">ehavior of the </w:t>
       </w:r>
       <w:r>
-        <w:t>fields are</w:t>
-      </w:r>
+        <w:t xml:space="preserve">fields </w:t>
+      </w:r>
+      <w:proofErr w:type="gramStart"/>
+      <w:r>
+        <w:t>are</w:t>
+      </w:r>
+      <w:proofErr w:type="gramEnd"/>
       <w:r>
         <w:t xml:space="preserve"> identical to the above-described PERF page</w:t>
       </w:r>
@@ -8271,7 +8547,15 @@
         <w:t xml:space="preserve">one of the fields </w:t>
       </w:r>
       <w:r>
-        <w:t>will toggle the frozen status. When frozen, the position will not be updated</w:t>
+        <w:t xml:space="preserve">will toggle the frozen status. When </w:t>
+      </w:r>
+      <w:proofErr w:type="gramStart"/>
+      <w:r>
+        <w:t>frozen</w:t>
+      </w:r>
+      <w:proofErr w:type="gramEnd"/>
+      <w:r>
+        <w:t>, the position will not be updated</w:t>
       </w:r>
       <w:r>
         <w:t xml:space="preserve">. Frozen status can be removed by </w:t>
@@ -8752,13 +9036,21 @@
         <w:t xml:space="preserve"> or clearing </w:t>
       </w:r>
       <w:r>
-        <w:t>a flex temperature</w:t>
+        <w:t xml:space="preserve">a flex </w:t>
+      </w:r>
+      <w:proofErr w:type="gramStart"/>
+      <w:r>
+        <w:t>temperature</w:t>
       </w:r>
       <w:r>
         <w:t>,</w:t>
       </w:r>
       <w:r>
-        <w:t xml:space="preserve"> or re-selecting T/O mode from T/O FLEX</w:t>
+        <w:t xml:space="preserve"> or</w:t>
+      </w:r>
+      <w:proofErr w:type="gramEnd"/>
+      <w:r>
+        <w:t xml:space="preserve"> re-selecting T/O mode from T/O FLEX</w:t>
       </w:r>
       <w:r>
         <w:t xml:space="preserve"> will not </w:t>
@@ -9094,7 +9386,15 @@
     </w:p>
     <w:p>
       <w:r>
-        <w:t xml:space="preserve">Zero Fuel Weight Center of Gravity (ZFWCG) is entered into field </w:t>
+        <w:t xml:space="preserve">Zero Fuel Weight Center of Gravity (ZFWCG) </w:t>
+      </w:r>
+      <w:proofErr w:type="gramStart"/>
+      <w:r>
+        <w:t>is</w:t>
+      </w:r>
+      <w:proofErr w:type="gramEnd"/>
+      <w:r>
+        <w:t xml:space="preserve"> entered into field </w:t>
       </w:r>
       <w:r>
         <w:t>6R</w:t>
